--- a/tfl/tables/T-AE-01.docx
+++ b/tfl/tables/T-AE-01.docx
@@ -2392,7 +2392,7 @@
           <w:szCs w:val="14"/>
           <w:color w:val="C0392B"/>
         </w:rPr>
-        <w:t xml:space="preserve">DRAFT — produced 2026-05-16 — synthetic data, NOT for regulatory submission</w:t>
+        <w:t xml:space="preserve">DRAFT — produced 2026-05-17 — synthetic data, NOT for regulatory submission</w:t>
       </w:r>
     </w:p>
     <w:sectPr>

--- a/tfl/tables/T-AE-01.docx
+++ b/tfl/tables/T-AE-01.docx
@@ -2392,7 +2392,7 @@
           <w:szCs w:val="14"/>
           <w:color w:val="C0392B"/>
         </w:rPr>
-        <w:t xml:space="preserve">DRAFT — produced 2026-05-17 — synthetic data, NOT for regulatory submission</w:t>
+        <w:t xml:space="preserve">DRAFT — produced 2026-06-05 — synthetic data, NOT for regulatory submission</w:t>
       </w:r>
     </w:p>
     <w:sectPr>

--- a/tfl/tables/T-AE-01.docx
+++ b/tfl/tables/T-AE-01.docx
@@ -1466,7 +1466,7 @@
                 <w:szCs w:val="18"/>
                 <w:color w:val="000000"/>
               </w:rPr>
-              <w:t xml:space="preserve">88 (39.1)</w:t>
+              <w:t xml:space="preserve">105 (46.7)</w:t>
             </w:r>
           </w:p>
         </w:tc>
@@ -1521,7 +1521,7 @@
                 <w:szCs w:val="18"/>
                 <w:color w:val="000000"/>
               </w:rPr>
-              <w:t xml:space="preserve">66 (29.5)</w:t>
+              <w:t xml:space="preserve">88 (39.3)</w:t>
             </w:r>
           </w:p>
         </w:tc>
@@ -1576,7 +1576,7 @@
                 <w:szCs w:val="18"/>
                 <w:color w:val="000000"/>
               </w:rPr>
-              <w:t xml:space="preserve">154 (34.3)</w:t>
+              <w:t xml:space="preserve">193 (43.0)</w:t>
             </w:r>
           </w:p>
         </w:tc>
@@ -2392,7 +2392,7 @@
           <w:szCs w:val="14"/>
           <w:color w:val="C0392B"/>
         </w:rPr>
-        <w:t xml:space="preserve">DRAFT — produced 2026-06-05 — synthetic data, NOT for regulatory submission</w:t>
+        <w:t xml:space="preserve">DRAFT — produced 2026-07-19 — synthetic data, NOT for regulatory submission</w:t>
       </w:r>
     </w:p>
     <w:sectPr>

--- a/tfl/tables/T-AE-01.docx
+++ b/tfl/tables/T-AE-01.docx
@@ -1071,7 +1071,7 @@
                 <w:szCs w:val="18"/>
                 <w:color w:val="000000"/>
               </w:rPr>
-              <w:t xml:space="preserve">126 (56.2)</w:t>
+              <w:t xml:space="preserve">129 (57.6)</w:t>
             </w:r>
           </w:p>
         </w:tc>
@@ -1126,7 +1126,7 @@
                 <w:szCs w:val="18"/>
                 <w:color w:val="000000"/>
               </w:rPr>
-              <w:t xml:space="preserve">282 (62.8)</w:t>
+              <w:t xml:space="preserve">285 (63.5)</w:t>
             </w:r>
           </w:p>
         </w:tc>
@@ -1521,7 +1521,7 @@
                 <w:szCs w:val="18"/>
                 <w:color w:val="000000"/>
               </w:rPr>
-              <w:t xml:space="preserve">88 (39.3)</w:t>
+              <w:t xml:space="preserve">89 (39.7)</w:t>
             </w:r>
           </w:p>
         </w:tc>
@@ -1576,7 +1576,7 @@
                 <w:szCs w:val="18"/>
                 <w:color w:val="000000"/>
               </w:rPr>
-              <w:t xml:space="preserve">193 (43.0)</w:t>
+              <w:t xml:space="preserve">194 (43.2)</w:t>
             </w:r>
           </w:p>
         </w:tc>
@@ -1746,7 +1746,7 @@
                 <w:szCs w:val="18"/>
                 <w:color w:val="000000"/>
               </w:rPr>
-              <w:t xml:space="preserve">11 (4.9)</w:t>
+              <w:t xml:space="preserve">10 (4.5)</w:t>
             </w:r>
           </w:p>
         </w:tc>
@@ -1801,7 +1801,7 @@
                 <w:szCs w:val="18"/>
                 <w:color w:val="000000"/>
               </w:rPr>
-              <w:t xml:space="preserve">74 (16.5)</w:t>
+              <w:t xml:space="preserve">73 (16.3)</w:t>
             </w:r>
           </w:p>
         </w:tc>
@@ -1971,7 +1971,7 @@
                 <w:szCs w:val="18"/>
                 <w:color w:val="000000"/>
               </w:rPr>
-              <w:t xml:space="preserve">125 (55.8)</w:t>
+              <w:t xml:space="preserve">123 (54.9)</w:t>
             </w:r>
           </w:p>
         </w:tc>
@@ -2026,7 +2026,7 @@
                 <w:szCs w:val="18"/>
                 <w:color w:val="000000"/>
               </w:rPr>
-              <w:t xml:space="preserve">262 (58.4)</w:t>
+              <w:t xml:space="preserve">260 (57.9)</w:t>
             </w:r>
           </w:p>
         </w:tc>
